--- a/immigration/manasa_eb2niw/papers/paperM2_payer_ai_accountability_corrected.docx
+++ b/immigration/manasa_eb2niw/papers/paperM2_payer_ai_accountability_corrected.docx
@@ -2,7 +2,7 @@
 <file path=word/document.xml><?xml version="1.0" encoding="utf-8"?>
 <w:document xmlns:w="http://schemas.openxmlformats.org/wordprocessingml/2006/main" xmlns:m="http://schemas.openxmlformats.org/officeDocument/2006/math" xmlns:r="http://schemas.openxmlformats.org/officeDocument/2006/relationships" xmlns:o="urn:schemas-microsoft-com:office:office" xmlns:v="urn:schemas-microsoft-com:vml" xmlns:w10="urn:schemas-microsoft-com:office:word" xmlns:a="http://schemas.openxmlformats.org/drawingml/2006/main" xmlns:pic="http://schemas.openxmlformats.org/drawingml/2006/picture" xmlns:wp="http://schemas.openxmlformats.org/drawingml/2006/wordprocessingDrawing">
   <w:body>
-    <w:bookmarkStart w:id="52" w:name="X603e6129d52334deef081bfcd17f7fbe2c122f6"/>
+    <w:bookmarkStart w:id="55" w:name="X603e6129d52334deef081bfcd17f7fbe2c122f6"/>
     <w:p>
       <w:pPr>
         <w:pStyle w:val="Heading1"/>
@@ -541,7 +541,7 @@
     </w:p>
     <w:bookmarkEnd w:id="29"/>
     <w:bookmarkEnd w:id="30"/>
-    <w:bookmarkStart w:id="37" w:name="X8e46c17d80685caa4ac4f800dc2ef3f7de5efc6"/>
+    <w:bookmarkStart w:id="40" w:name="X8e46c17d80685caa4ac4f800dc2ef3f7de5efc6"/>
     <w:p>
       <w:pPr>
         <w:pStyle w:val="Heading2"/>
@@ -737,7 +737,7 @@
       </w:r>
     </w:p>
     <w:bookmarkEnd w:id="35"/>
-    <w:bookmarkStart w:id="36" w:name="data-sources-and-comparative-analysis"/>
+    <w:bookmarkStart w:id="39" w:name="data-sources-and-comparative-analysis"/>
     <w:p>
       <w:pPr>
         <w:pStyle w:val="Heading3"/>
@@ -752,6 +752,61 @@
       </w:pPr>
       <w:r>
         <w:t xml:space="preserve">For the comparative payer analysis presented in Section 4, we reviewed: (1) publicly available prior authorization process descriptions from nine major payers; (2) sample denial notices obtained through provider advocacy organization disclosures; (3) CMS Medicare Advantage plan data for 2023–2024; (4) state insurance department complaints data where available; and (5) a KFF survey of health plan AI disclosure practices.[7] Payer AI system documentation was assessed only from public sources; no non-public information was used.</w:t>
+      </w:r>
+    </w:p>
+    <w:p>
+      <w:pPr>
+        <w:pStyle w:val="CaptionedFigure"/>
+      </w:pPr>
+      <w:r>
+        <w:drawing>
+          <wp:inline>
+            <wp:extent cx="5334000" cy="758857"/>
+            <wp:effectExtent b="0" l="0" r="0" t="0"/>
+            <wp:docPr descr="Figure 1: Payer AI Accountability Framework" title="" id="37" name="Picture"/>
+            <a:graphic>
+              <a:graphicData uri="http://schemas.openxmlformats.org/drawingml/2006/picture">
+                <pic:pic>
+                  <pic:nvPicPr>
+                    <pic:cNvPr descr="figures/paperM2_figure1.png" id="38" name="Picture"/>
+                    <pic:cNvPicPr>
+                      <a:picLocks noChangeArrowheads="1" noChangeAspect="1"/>
+                    </pic:cNvPicPr>
+                  </pic:nvPicPr>
+                  <pic:blipFill>
+                    <a:blip r:embed="rId36"/>
+                    <a:stretch>
+                      <a:fillRect/>
+                    </a:stretch>
+                  </pic:blipFill>
+                  <pic:spPr bwMode="auto">
+                    <a:xfrm>
+                      <a:off x="0" y="0"/>
+                      <a:ext cx="5334000" cy="758857"/>
+                    </a:xfrm>
+                    <a:prstGeom prst="rect">
+                      <a:avLst/>
+                    </a:prstGeom>
+                    <a:noFill/>
+                    <a:ln w="9525">
+                      <a:noFill/>
+                      <a:headEnd/>
+                      <a:tailEnd/>
+                    </a:ln>
+                  </pic:spPr>
+                </pic:pic>
+              </a:graphicData>
+            </a:graphic>
+          </wp:inline>
+        </w:drawing>
+      </w:r>
+    </w:p>
+    <w:p>
+      <w:pPr>
+        <w:pStyle w:val="ImageCaption"/>
+      </w:pPr>
+      <w:r>
+        <w:t xml:space="preserve">Figure 1: Payer AI Accountability Framework</w:t>
       </w:r>
     </w:p>
     <w:p>
@@ -779,9 +834,9 @@
         </w:pict>
       </w:r>
     </w:p>
-    <w:bookmarkEnd w:id="36"/>
-    <w:bookmarkEnd w:id="37"/>
-    <w:bookmarkStart w:id="42" w:name="results"/>
+    <w:bookmarkEnd w:id="39"/>
+    <w:bookmarkEnd w:id="40"/>
+    <w:bookmarkStart w:id="45" w:name="results"/>
     <w:p>
       <w:pPr>
         <w:pStyle w:val="Heading2"/>
@@ -790,7 +845,7 @@
         <w:t xml:space="preserve">4. Results</w:t>
       </w:r>
     </w:p>
-    <w:bookmarkStart w:id="38" w:name="comparative-payer-disclosure-analysis"/>
+    <w:bookmarkStart w:id="41" w:name="comparative-payer-disclosure-analysis"/>
     <w:p>
       <w:pPr>
         <w:pStyle w:val="Heading3"/>
@@ -1679,8 +1734,8 @@
         <w:t xml:space="preserve">where: (1) the standard appeal process does not provide the reviewing physician with the AI system’s decision rationale; (2) the appeal timeline exceeds CMS standards for expedited review; or (3) the first-level appeal review is conducted by the same organization that made the initial determination using the same criteria.</w:t>
       </w:r>
     </w:p>
-    <w:bookmarkEnd w:id="38"/>
-    <w:bookmarkStart w:id="39" w:name="the-calibration-asymmetry-mechanism"/>
+    <w:bookmarkEnd w:id="41"/>
+    <w:bookmarkStart w:id="42" w:name="the-calibration-asymmetry-mechanism"/>
     <w:p>
       <w:pPr>
         <w:pStyle w:val="Heading3"/>
@@ -1751,8 +1806,8 @@
         <w:t xml:space="preserve">Operational observation indicates that payer AI systems may apply differential review thresholds to claims from in-network vs. out-of-network providers, and from hospital-integrated vs. independent laboratory providers. The basis for differential thresholds is not publicly documented, but the outcome evidence — a 2.76× denial odds differential controlling for clinical factors[3] — is consistent with threshold asymmetry as a contributing mechanism.</w:t>
       </w:r>
     </w:p>
-    <w:bookmarkEnd w:id="39"/>
-    <w:bookmarkStart w:id="40" w:name="downstream-patient-access-consequences"/>
+    <w:bookmarkEnd w:id="42"/>
+    <w:bookmarkStart w:id="43" w:name="downstream-patient-access-consequences"/>
     <w:p>
       <w:pPr>
         <w:pStyle w:val="Heading3"/>
@@ -1777,8 +1832,8 @@
         <w:t xml:space="preserve">This patient access dimension elevates the independent laboratory disparate impact from a provider revenue problem to a health equity problem. Molecular diagnostics includes pharmacogenomics testing that guides medication selection for depression, pain management, and anticoagulation — clinical domains with well-documented disparities by race, income, and geography. Systematic AI-driven denial of independent laboratory claims in these domains compounds existing access inequities.</w:t>
       </w:r>
     </w:p>
-    <w:bookmarkEnd w:id="40"/>
-    <w:bookmarkStart w:id="41" w:name="regulatory-framework-gap-analysis"/>
+    <w:bookmarkEnd w:id="43"/>
+    <w:bookmarkStart w:id="44" w:name="regulatory-framework-gap-analysis"/>
     <w:p>
       <w:pPr>
         <w:pStyle w:val="Heading3"/>
@@ -1810,9 +1865,9 @@
         </w:pict>
       </w:r>
     </w:p>
-    <w:bookmarkEnd w:id="41"/>
-    <w:bookmarkEnd w:id="42"/>
-    <w:bookmarkStart w:id="48" w:name="discussion"/>
+    <w:bookmarkEnd w:id="44"/>
+    <w:bookmarkEnd w:id="45"/>
+    <w:bookmarkStart w:id="51" w:name="discussion"/>
     <w:p>
       <w:pPr>
         <w:pStyle w:val="Heading2"/>
@@ -1821,7 +1876,7 @@
         <w:t xml:space="preserve">5. Discussion</w:t>
       </w:r>
     </w:p>
-    <w:bookmarkStart w:id="43" w:name="the-insider-perspective-contribution"/>
+    <w:bookmarkStart w:id="46" w:name="the-insider-perspective-contribution"/>
     <w:p>
       <w:pPr>
         <w:pStyle w:val="Heading3"/>
@@ -1864,8 +1919,8 @@
         <w:t xml:space="preserve">investigation[2] provides the closest external corroboration: it documented that a specific calibration tool existed and could be adjusted to produce desired denial rates. The investigation could not characterize the configuration logic that translates threshold settings into differential outcomes by provider type, because that logic is internal to the clinical operations function. The present analysis provides the missing mechanism.</w:t>
       </w:r>
     </w:p>
-    <w:bookmarkEnd w:id="43"/>
-    <w:bookmarkStart w:id="44" w:name="X10c4b57cd3a7d4f4d45b7807cb7a541e9bd052d"/>
+    <w:bookmarkEnd w:id="46"/>
+    <w:bookmarkStart w:id="47" w:name="X10c4b57cd3a7d4f4d45b7807cb7a541e9bd052d"/>
     <w:p>
       <w:pPr>
         <w:pStyle w:val="Heading3"/>
@@ -1890,8 +1945,8 @@
         <w:t xml:space="preserve">The finding that no major payer meets all four minimum standards is not a finding about the inadequacy of current payer practices relative to an ambitious standard; it is a finding about the absence of basic accountability infrastructure in a sector processing tens of millions of coverage decisions annually.</w:t>
       </w:r>
     </w:p>
-    <w:bookmarkEnd w:id="44"/>
-    <w:bookmarkStart w:id="45" w:name="regulatory-intervention-design"/>
+    <w:bookmarkEnd w:id="47"/>
+    <w:bookmarkStart w:id="48" w:name="regulatory-intervention-design"/>
     <w:p>
       <w:pPr>
         <w:pStyle w:val="Heading3"/>
@@ -1908,8 +1963,8 @@
         <w:t xml:space="preserve">The analysis suggests that regulatory intervention should focus on three levers. First, mandatory disclosure: CMS should require that all Medicare Advantage denial notices identify AI system involvement and the clinical criteria applied. This requirement costs payers nothing except the operational change required to flag AI-generated decisions in outbound correspondence. Second, outcome reporting: CMS should require annual reporting of denial rates stratified by provider type, procedure category, and patient demographics, paralleling the data collected but not currently required from payers. Third, calibration audit rights: CMS should establish the right of the Office of Inspector General and state insurance regulators to audit payer AI calibration parameters, trigger logs, and threshold change histories — analogous to the actuarial review rights that exist for rate filings.</w:t>
       </w:r>
     </w:p>
-    <w:bookmarkEnd w:id="45"/>
-    <w:bookmarkStart w:id="46" w:name="limitations"/>
+    <w:bookmarkEnd w:id="48"/>
+    <w:bookmarkStart w:id="49" w:name="limitations"/>
     <w:p>
       <w:pPr>
         <w:pStyle w:val="Heading3"/>
@@ -1926,8 +1981,8 @@
         <w:t xml:space="preserve">This analysis has several limitations. The operational characterizations of payer AI configuration practices reflect the author’s direct professional experience at specific organizations during a specific time period; they may not reflect current configurations or practices at all payers. The comparative payer assessment in Table 1 relies on publicly available documentation and may not capture disclosure practices in use for specific plan types or states. The patient access analysis is inferential; direct data linking independent laboratory denial rates to patient-level clinical outcomes would strengthen the health equity argument. Finally, the PAAF standards, while grounded in existing accountability frameworks, are proposed standards rather than settled regulatory requirements.</w:t>
       </w:r>
     </w:p>
-    <w:bookmarkEnd w:id="46"/>
-    <w:bookmarkStart w:id="47" w:name="future-research-directions"/>
+    <w:bookmarkEnd w:id="49"/>
+    <w:bookmarkStart w:id="50" w:name="future-research-directions"/>
     <w:p>
       <w:pPr>
         <w:pStyle w:val="Heading3"/>
@@ -1951,9 +2006,9 @@
         </w:pict>
       </w:r>
     </w:p>
-    <w:bookmarkEnd w:id="47"/>
-    <w:bookmarkEnd w:id="48"/>
-    <w:bookmarkStart w:id="49" w:name="conclusion"/>
+    <w:bookmarkEnd w:id="50"/>
+    <w:bookmarkEnd w:id="51"/>
+    <w:bookmarkStart w:id="52" w:name="conclusion"/>
     <w:p>
       <w:pPr>
         <w:pStyle w:val="Heading2"/>
@@ -1985,8 +2040,8 @@
         </w:pict>
       </w:r>
     </w:p>
-    <w:bookmarkEnd w:id="49"/>
-    <w:bookmarkStart w:id="50" w:name="references"/>
+    <w:bookmarkEnd w:id="52"/>
+    <w:bookmarkStart w:id="53" w:name="references"/>
     <w:p>
       <w:pPr>
         <w:pStyle w:val="Heading2"/>
@@ -2213,8 +2268,8 @@
         </w:pict>
       </w:r>
     </w:p>
-    <w:bookmarkEnd w:id="50"/>
-    <w:bookmarkStart w:id="51" w:name="correction-note"/>
+    <w:bookmarkEnd w:id="53"/>
+    <w:bookmarkStart w:id="54" w:name="correction-note"/>
     <w:p>
       <w:pPr>
         <w:pStyle w:val="Heading2"/>
@@ -2905,8 +2960,8 @@
         <w:t xml:space="preserve">20 references reduced to 14. Six references deleted outright with no substitute (old refs 6, 12, 13, 14, 17, 19); of these, only old refs 6 and 12 had in-text citation markers requiring body-text edits (Sections 1.3 and 2.3, respectively) — both were resolved by removing the unsupported clause/citation while preserving the surrounding sentence, per instructions not to invent replacement statistics or citations.</w:t>
       </w:r>
     </w:p>
-    <w:bookmarkEnd w:id="51"/>
-    <w:bookmarkEnd w:id="52"/>
+    <w:bookmarkEnd w:id="54"/>
+    <w:bookmarkEnd w:id="55"/>
     <w:sectPr/>
   </w:body>
 </w:document>
